--- a/guides/ch13-study-guide.docx
+++ b/guides/ch13-study-guide.docx
@@ -202,7 +202,7 @@
         <w:t xml:space="preserve">The outreach message. </w:t>
       </w:r>
       <w:r>
-        <w:t>The cold or lukewarm outreach message is Chapter 8’s cold email at personal scale, and it is five sentences long. The connection element goes first — “Dr. Reyes suggested I reach out,” “fellow UND grad working in med devices” — because warmth is the subject line’s job. Then one sentence of who you are, one of why THEM specifically (“your path from bench to management is the one I’m trying to understand”), the small dated ask, and the friction remover: “any twenty minutes in the next two weeks — I’ll work around your calendar.” The life story stays home. This is a knock, not a memoir.</w:t>
+        <w:t>The cold or lukewarm outreach message is Chapter 8’s cold email at personal scale, and it is five sentences long. The connection element goes first — “Dr. Reyes suggested I reach out,” “fellow alum working in med devices” — because warmth is the subject line’s job. Then one sentence of who you are, one of why THEM specifically (“your path from bench to management is the one I’m trying to understand”), the small dated ask, and the friction remover: “any twenty minutes in the next two weeks — I’ll work around your calendar.” The life story stays home. This is a knock, not a memoir.</w:t>
       </w:r>
     </w:p>
     <w:p>
@@ -214,7 +214,7 @@
         <w:t xml:space="preserve">Give first, always. </w:t>
       </w:r>
       <w:r>
-        <w:t>Networks run on Chapter 11’s trust-account arithmetic, which means the maintenance is give-first: send the article that fits their project, make the introduction they would want, congratulate the promotion (five-S rules, Chapter 6) — all with no ask attached. Keep loose ties warm cheaply: a two-line check-in twice a year keeps a contact live, while five years of silence followed by a favor request reads as exactly what it is. The research backs the practice twice over: weak ties carry a disproportionate share of job information (Granovetter’s classic finding), and habitual givers end up overrepresented at the top of success distributions (Grant, Chapter 6). Build the network during employment; it is the one you will need between jobs.</w:t>
+        <w:t>Networks run on Chapter 11’s trust-account arithmetic, which means the maintenance is give-first: send the article that fits their project, make the introduction they would want, congratulate the promotion (five-quality rules, Chapter 6) — all with no ask attached. Keep loose ties warm cheaply: a two-line check-in twice a year keeps a contact live, while five years of silence followed by a favor request reads as exactly what it is. The research backs the practice twice over: weak ties carry a disproportionate share of job information (Granovetter’s classic finding), and habitual givers end up overrepresented at the top of success distributions (Grant, Chapter 6). Build the network during employment; it is the one you will need between jobs.</w:t>
       </w:r>
     </w:p>
     <w:p>
@@ -1097,7 +1097,7 @@
         <w:t xml:space="preserve">Myth three. </w:t>
       </w:r>
       <w:r>
-        <w:t>The modesty myth — “the work speaks for itself.” The work is not in the room; the document is. Accurate, specific claims about real results are not bragging — they are the reader’s only access to the work (Chapter 13’s whole thesis, and the two-candidates case in one line).</w:t>
+        <w:t>The modesty myth — “the work speaks for itself.” The work is not in the room; the document is. Accurate, specific claims about real results are not bragging — they are the reader’s only access to the work (this chapter’s whole thesis, and the two-candidates case in one line).</w:t>
       </w:r>
     </w:p>
     <w:p>
@@ -1165,7 +1165,7 @@
         <w:t xml:space="preserve">Do I have to date everything? </w:t>
       </w:r>
       <w:r>
-        <w:t>Legally and practically, no — omit graduation years a decade or more back if age signaling concerns you, and current norms support dropping early-career entries entirely as they lose relevance. The chronology must stay honest for what it includes; it owes no completeness to  decades that no longer predict your work.</w:t>
+        <w:t>Legally and practically, no — omit graduation years a decade or more back if age signaling concerns you, and current norms support dropping early-career entries entirely as they lose relevance. The chronology must stay honest for what it includes; it owes no completeness to decades that no longer predict your work.</w:t>
       </w:r>
     </w:p>
     <w:p>

--- a/guides/ch13-study-guide.docx
+++ b/guides/ch13-study-guide.docx
@@ -2228,7 +2228,7 @@
         <w:color w:val="5E6B64"/>
         <w:sz w:val="18"/>
       </w:rPr>
-      <w:t xml:space="preserve">BADM 225 Study Guide · Chapter 13  —  Page </w:t>
+      <w:t xml:space="preserve">© 2026 Derek D. Bussan · BADM 225 Study Guide · Chapter 13  —  Page </w:t>
     </w:r>
     <w:r>
       <w:rPr>
